--- a/FOS/11/Lernbereich_1/Sprachmodelle/Prompting/Techniken/Word_Dokumente/Prompting_im_Unterricht_Einstieg.docx
+++ b/FOS/11/Lernbereich_1/Sprachmodelle/Prompting/Techniken/Word_Dokumente/Prompting_im_Unterricht_Einstieg.docx
@@ -16,8 +16,17 @@
           <w:rFonts w:ascii="Google Sans" w:eastAsia="Google Sans" w:hAnsi="Google Sans" w:cs="Google Sans"/>
           <w:color w:val="1F1F1F"/>
         </w:rPr>
-        <w:t>Arbeitsblatt: Prompting</w:t>
-      </w:r>
+        <w:t xml:space="preserve">Arbeitsblatt: </w:t>
+      </w:r>
+      <w:proofErr w:type="spellStart"/>
+      <w:r>
+        <w:rPr>
+          <w:rFonts w:ascii="Google Sans" w:eastAsia="Google Sans" w:hAnsi="Google Sans" w:cs="Google Sans"/>
+          <w:color w:val="1F1F1F"/>
+        </w:rPr>
+        <w:t>Prompting</w:t>
+      </w:r>
+      <w:proofErr w:type="spellEnd"/>
       <w:r>
         <w:rPr>
           <w:rFonts w:ascii="Google Sans" w:eastAsia="Google Sans" w:hAnsi="Google Sans" w:cs="Google Sans"/>
@@ -55,21 +64,7 @@
           <w:rFonts w:ascii="Google Sans" w:eastAsia="Google Sans" w:hAnsi="Google Sans" w:cs="Google Sans"/>
           <w:color w:val="1F1F1F"/>
         </w:rPr>
-        <w:t xml:space="preserve"> </w:t>
-      </w:r>
-      <w:r>
-        <w:rPr>
-          <w:rFonts w:ascii="Google Sans" w:eastAsia="Google Sans" w:hAnsi="Google Sans" w:cs="Google Sans"/>
-          <w:color w:val="1F1F1F"/>
-        </w:rPr>
-        <w:t>KIT (T)</w:t>
-      </w:r>
-      <w:r>
-        <w:rPr>
-          <w:rFonts w:ascii="Google Sans" w:eastAsia="Google Sans" w:hAnsi="Google Sans" w:cs="Google Sans"/>
-          <w:color w:val="1F1F1F"/>
-        </w:rPr>
-        <w:t xml:space="preserve"> | </w:t>
+        <w:t xml:space="preserve"> KIT (T) | </w:t>
       </w:r>
       <w:r>
         <w:rPr>
@@ -157,21 +152,7 @@
           <w:rFonts w:ascii="Google Sans" w:eastAsia="Google Sans" w:hAnsi="Google Sans" w:cs="Google Sans"/>
           <w:color w:val="1F1F1F"/>
         </w:rPr>
-        <w:t xml:space="preserve">Ein Prompt ist die Eingabeaufforderung an </w:t>
-      </w:r>
-      <w:r>
-        <w:rPr>
-          <w:rFonts w:ascii="Google Sans" w:eastAsia="Google Sans" w:hAnsi="Google Sans" w:cs="Google Sans"/>
-          <w:color w:val="1F1F1F"/>
-        </w:rPr>
-        <w:t>ein KI-System (häufig Sprachmodell)</w:t>
-      </w:r>
-      <w:r>
-        <w:rPr>
-          <w:rFonts w:ascii="Google Sans" w:eastAsia="Google Sans" w:hAnsi="Google Sans" w:cs="Google Sans"/>
-          <w:color w:val="1F1F1F"/>
-        </w:rPr>
-        <w:t xml:space="preserve">. Während wir bei Suchmaschinen meist nur Schlagworte eingeben, funktioniert ein Sprachmodell wie ein </w:t>
+        <w:t xml:space="preserve">Ein Prompt ist die Eingabeaufforderung an ein KI-System (häufig Sprachmodell). Während wir bei Suchmaschinen meist nur Schlagworte eingeben, funktioniert ein Sprachmodell wie ein </w:t>
       </w:r>
       <w:r>
         <w:rPr>
@@ -206,8 +187,18 @@
           <w:color w:val="1F1F1F"/>
           <w:lang w:val="pt-PT"/>
         </w:rPr>
-        <w:t>2. Das "R-K-A-F"-Modell</w:t>
-      </w:r>
+        <w:t>2. Das "R-K-A-F"-</w:t>
+      </w:r>
+      <w:proofErr w:type="spellStart"/>
+      <w:r>
+        <w:rPr>
+          <w:rFonts w:ascii="Google Sans" w:eastAsia="Google Sans" w:hAnsi="Google Sans" w:cs="Google Sans"/>
+          <w:color w:val="1F1F1F"/>
+          <w:lang w:val="pt-PT"/>
+        </w:rPr>
+        <w:t>Modell</w:t>
+      </w:r>
+      <w:proofErr w:type="spellEnd"/>
     </w:p>
     <w:p>
       <w:pPr>
@@ -441,14 +432,7 @@
                 <w:rFonts w:ascii="Google Sans" w:eastAsia="Google Sans" w:hAnsi="Google Sans" w:cs="Google Sans"/>
                 <w:color w:val="1F1F1F"/>
               </w:rPr>
-              <w:t>olle</w:t>
-            </w:r>
-            <w:r>
-              <w:rPr>
-                <w:rFonts w:ascii="Google Sans" w:eastAsia="Google Sans" w:hAnsi="Google Sans" w:cs="Google Sans"/>
-                <w:color w:val="1F1F1F"/>
-              </w:rPr>
-              <w:t xml:space="preserve"> (Persona)</w:t>
+              <w:t>olle (Persona)</w:t>
             </w:r>
           </w:p>
         </w:tc>
@@ -785,7 +769,39 @@
                 <w:rFonts w:ascii="Google Sans" w:eastAsia="Google Sans" w:hAnsi="Google Sans" w:cs="Google Sans"/>
                 <w:color w:val="1F1F1F"/>
               </w:rPr>
-              <w:t>"Erkläre mir den Unterschied zwischen while und for."</w:t>
+              <w:t xml:space="preserve">"Erkläre mir den Unterschied zwischen </w:t>
+            </w:r>
+            <w:proofErr w:type="spellStart"/>
+            <w:r>
+              <w:rPr>
+                <w:rFonts w:ascii="Google Sans" w:eastAsia="Google Sans" w:hAnsi="Google Sans" w:cs="Google Sans"/>
+                <w:color w:val="1F1F1F"/>
+              </w:rPr>
+              <w:t>while</w:t>
+            </w:r>
+            <w:proofErr w:type="spellEnd"/>
+            <w:r>
+              <w:rPr>
+                <w:rFonts w:ascii="Google Sans" w:eastAsia="Google Sans" w:hAnsi="Google Sans" w:cs="Google Sans"/>
+                <w:color w:val="1F1F1F"/>
+              </w:rPr>
+              <w:t xml:space="preserve"> und </w:t>
+            </w:r>
+            <w:proofErr w:type="spellStart"/>
+            <w:r>
+              <w:rPr>
+                <w:rFonts w:ascii="Google Sans" w:eastAsia="Google Sans" w:hAnsi="Google Sans" w:cs="Google Sans"/>
+                <w:color w:val="1F1F1F"/>
+              </w:rPr>
+              <w:t>for</w:t>
+            </w:r>
+            <w:proofErr w:type="spellEnd"/>
+            <w:r>
+              <w:rPr>
+                <w:rFonts w:ascii="Google Sans" w:eastAsia="Google Sans" w:hAnsi="Google Sans" w:cs="Google Sans"/>
+                <w:color w:val="1F1F1F"/>
+              </w:rPr>
+              <w:t>."</w:t>
             </w:r>
           </w:p>
         </w:tc>
@@ -977,8 +993,9 @@
           <w:iCs/>
           <w:color w:val="1F1F1F"/>
         </w:rPr>
-        <w:t xml:space="preserve">Nutze dein Sprachmodell </w:t>
-      </w:r>
+        <w:t xml:space="preserve">Nutze dein Sprachmodell aus der </w:t>
+      </w:r>
+      <w:proofErr w:type="spellStart"/>
       <w:r>
         <w:rPr>
           <w:rFonts w:ascii="Google Sans" w:eastAsia="Google Sans" w:hAnsi="Google Sans" w:cs="Google Sans"/>
@@ -986,8 +1003,9 @@
           <w:iCs/>
           <w:color w:val="1F1F1F"/>
         </w:rPr>
-        <w:t>aus der ByCS</w:t>
-      </w:r>
+        <w:t>ByCS</w:t>
+      </w:r>
+      <w:proofErr w:type="spellEnd"/>
       <w:r>
         <w:rPr>
           <w:rFonts w:ascii="Google Sans" w:eastAsia="Google Sans" w:hAnsi="Google Sans" w:cs="Google Sans"/>
@@ -995,34 +1013,7 @@
           <w:iCs/>
           <w:color w:val="1F1F1F"/>
         </w:rPr>
-        <w:t xml:space="preserve"> (</w:t>
-      </w:r>
-      <w:r>
-        <w:rPr>
-          <w:rFonts w:ascii="Google Sans" w:eastAsia="Google Sans" w:hAnsi="Google Sans" w:cs="Google Sans"/>
-          <w:i/>
-          <w:iCs/>
-          <w:color w:val="1F1F1F"/>
-        </w:rPr>
-        <w:t>Lernplattform</w:t>
-      </w:r>
-      <w:r>
-        <w:rPr>
-          <w:rFonts w:ascii="Google Sans" w:eastAsia="Google Sans" w:hAnsi="Google Sans" w:cs="Google Sans"/>
-          <w:i/>
-          <w:iCs/>
-          <w:color w:val="1F1F1F"/>
-        </w:rPr>
-        <w:t>, Telli …)</w:t>
-      </w:r>
-      <w:r>
-        <w:rPr>
-          <w:rFonts w:ascii="Google Sans" w:eastAsia="Google Sans" w:hAnsi="Google Sans" w:cs="Google Sans"/>
-          <w:i/>
-          <w:iCs/>
-          <w:color w:val="1F1F1F"/>
-        </w:rPr>
-        <w:t>, um die folgenden Aufgaben zu bearbeiten.</w:t>
+        <w:t xml:space="preserve"> (Lernplattform, Telli …), um die folgenden Aufgaben zu bearbeiten.</w:t>
       </w:r>
     </w:p>
     <w:p>
@@ -1072,21 +1063,7 @@
           <w:rFonts w:ascii="Google Sans" w:eastAsia="Google Sans" w:hAnsi="Google Sans" w:cs="Google Sans"/>
           <w:color w:val="1F1F1F"/>
         </w:rPr>
-        <w:t>Frage d</w:t>
-      </w:r>
-      <w:r>
-        <w:rPr>
-          <w:rFonts w:ascii="Google Sans" w:eastAsia="Google Sans" w:hAnsi="Google Sans" w:cs="Google Sans"/>
-          <w:color w:val="1F1F1F"/>
-        </w:rPr>
-        <w:t xml:space="preserve">as Sprachmodell </w:t>
-      </w:r>
-      <w:r>
-        <w:rPr>
-          <w:rFonts w:ascii="Google Sans" w:eastAsia="Google Sans" w:hAnsi="Google Sans" w:cs="Google Sans"/>
-          <w:color w:val="1F1F1F"/>
-        </w:rPr>
-        <w:t xml:space="preserve">ohne Kontext: </w:t>
+        <w:t xml:space="preserve">Frage das Sprachmodell ohne Kontext: </w:t>
       </w:r>
       <w:r>
         <w:rPr>
@@ -1127,106 +1104,7 @@
           <w:iCs/>
           <w:color w:val="1F1F1F"/>
         </w:rPr>
-        <w:t>"Du bist ein</w:t>
-      </w:r>
-      <w:r>
-        <w:rPr>
-          <w:rFonts w:ascii="Google Sans" w:eastAsia="Google Sans" w:hAnsi="Google Sans" w:cs="Google Sans"/>
-          <w:i/>
-          <w:iCs/>
-          <w:color w:val="1F1F1F"/>
-        </w:rPr>
-        <w:t>e</w:t>
-      </w:r>
-      <w:r>
-        <w:rPr>
-          <w:rFonts w:ascii="Google Sans" w:eastAsia="Google Sans" w:hAnsi="Google Sans" w:cs="Google Sans"/>
-          <w:i/>
-          <w:iCs/>
-          <w:color w:val="1F1F1F"/>
-        </w:rPr>
-        <w:t xml:space="preserve"> humorvolle Informatik</w:t>
-      </w:r>
-      <w:r>
-        <w:rPr>
-          <w:rFonts w:ascii="Google Sans" w:eastAsia="Google Sans" w:hAnsi="Google Sans" w:cs="Google Sans"/>
-          <w:i/>
-          <w:iCs/>
-          <w:color w:val="1F1F1F"/>
-        </w:rPr>
-        <w:t>lehrkraft</w:t>
-      </w:r>
-      <w:r>
-        <w:rPr>
-          <w:rFonts w:ascii="Google Sans" w:eastAsia="Google Sans" w:hAnsi="Google Sans" w:cs="Google Sans"/>
-          <w:i/>
-          <w:iCs/>
-          <w:color w:val="1F1F1F"/>
-        </w:rPr>
-        <w:t xml:space="preserve">. </w:t>
-      </w:r>
-      <w:r>
-        <w:rPr>
-          <w:rFonts w:ascii="Google Sans" w:eastAsia="Google Sans" w:hAnsi="Google Sans" w:cs="Google Sans"/>
-          <w:i/>
-          <w:iCs/>
-          <w:color w:val="1F1F1F"/>
-        </w:rPr>
-        <w:t xml:space="preserve">Als Thema des Unterrichts sollen Algorithmen behandelt werden. </w:t>
-      </w:r>
-      <w:r>
-        <w:rPr>
-          <w:rFonts w:ascii="Google Sans" w:eastAsia="Google Sans" w:hAnsi="Google Sans" w:cs="Google Sans"/>
-          <w:i/>
-          <w:iCs/>
-          <w:color w:val="1F1F1F"/>
-        </w:rPr>
-        <w:t xml:space="preserve">Erkläre einem </w:t>
-      </w:r>
-      <w:r>
-        <w:rPr>
-          <w:rFonts w:ascii="Google Sans" w:eastAsia="Google Sans" w:hAnsi="Google Sans" w:cs="Google Sans"/>
-          <w:i/>
-          <w:iCs/>
-          <w:color w:val="1F1F1F"/>
-        </w:rPr>
-        <w:t>Schüler bzw. einer Schülerin der Unterstufe</w:t>
-      </w:r>
-      <w:r>
-        <w:rPr>
-          <w:rFonts w:ascii="Google Sans" w:eastAsia="Google Sans" w:hAnsi="Google Sans" w:cs="Google Sans"/>
-          <w:i/>
-          <w:iCs/>
-          <w:color w:val="1F1F1F"/>
-        </w:rPr>
-        <w:t>,</w:t>
-      </w:r>
-      <w:r>
-        <w:rPr>
-          <w:rFonts w:ascii="Google Sans" w:eastAsia="Google Sans" w:hAnsi="Google Sans" w:cs="Google Sans"/>
-          <w:i/>
-          <w:iCs/>
-          <w:color w:val="1F1F1F"/>
-        </w:rPr>
-        <w:t xml:space="preserve"> was ein Algorithmus </w:t>
-      </w:r>
-      <w:r>
-        <w:rPr>
-          <w:rFonts w:ascii="Google Sans" w:eastAsia="Google Sans" w:hAnsi="Google Sans" w:cs="Google Sans"/>
-          <w:i/>
-          <w:iCs/>
-          <w:color w:val="1F1F1F"/>
-        </w:rPr>
-        <w:t xml:space="preserve">im Alltagsbezug </w:t>
-      </w:r>
-      <w:r>
-        <w:rPr>
-          <w:rFonts w:ascii="Google Sans" w:eastAsia="Google Sans" w:hAnsi="Google Sans" w:cs="Google Sans"/>
-          <w:i/>
-          <w:iCs/>
-          <w:color w:val="1F1F1F"/>
-        </w:rPr>
-        <w:t>ist. Nutze Aufzählungszeichen."</w:t>
+        <w:t>"Du bist eine humorvolle Informatiklehrkraft. Als Thema des Unterrichts sollen Algorithmen behandelt werden. Erkläre einem Schüler bzw. einer Schülerin der Unterstufe, was ein Algorithmus im Alltagsbezug ist. Nutze Aufzählungszeichen."</w:t>
       </w:r>
     </w:p>
     <w:p>
@@ -1251,7 +1129,7 @@
           <w:bCs/>
           <w:color w:val="1F1F1F"/>
         </w:rPr>
-        <w:t>Reflektion:</w:t>
+        <w:t>Reflexion:</w:t>
       </w:r>
       <w:r>
         <w:rPr>
@@ -1260,12 +1138,28 @@
         </w:rPr>
         <w:t xml:space="preserve"> Notiere kurz den Hauptunterschied in der Qualität der Antworten.</w:t>
       </w:r>
-      <w:r>
-        <w:rPr>
-          <w:rFonts w:ascii="Google Sans" w:eastAsia="Google Sans" w:hAnsi="Google Sans" w:cs="Google Sans"/>
-          <w:color w:val="1F1F1F"/>
-        </w:rPr>
-        <w:t xml:space="preserve"> Verwende auch andere Rollen (Personas) bzw. andere Zielgruppen.</w:t>
+    </w:p>
+    <w:p>
+      <w:pPr>
+        <w:numPr>
+          <w:ilvl w:val="0"/>
+          <w:numId w:val="1"/>
+        </w:numPr>
+        <w:pBdr>
+          <w:top w:val="nil"/>
+          <w:left w:val="nil"/>
+          <w:bottom w:val="nil"/>
+          <w:right w:val="nil"/>
+          <w:between w:val="nil"/>
+        </w:pBdr>
+        <w:spacing w:after="120" w:line="275" w:lineRule="auto"/>
+      </w:pPr>
+      <w:r>
+        <w:rPr>
+          <w:rFonts w:ascii="Google Sans" w:eastAsia="Google Sans" w:hAnsi="Google Sans" w:cs="Google Sans"/>
+          <w:color w:val="1F1F1F"/>
+        </w:rPr>
+        <w:t>Verändere nun gezielt die Rolle oder die Zielgruppe (z. B. für einen Erstklässler statt für einen Schüler der Unterstufe) und beobachte, wie sich die Antwort verändert.</w:t>
       </w:r>
     </w:p>
     <w:tbl>
@@ -1369,77 +1263,7 @@
           <w:rFonts w:ascii="Google Sans" w:eastAsia="Google Sans" w:hAnsi="Google Sans" w:cs="Google Sans"/>
           <w:color w:val="1F1F1F"/>
         </w:rPr>
-        <w:t xml:space="preserve">Überarbeite den folgenden </w:t>
-      </w:r>
-      <w:r>
-        <w:rPr>
-          <w:rFonts w:ascii="Google Sans" w:eastAsia="Google Sans" w:hAnsi="Google Sans" w:cs="Google Sans"/>
-          <w:color w:val="1F1F1F"/>
-        </w:rPr>
-        <w:t>„</w:t>
-      </w:r>
-      <w:r>
-        <w:rPr>
-          <w:rFonts w:ascii="Google Sans" w:eastAsia="Google Sans" w:hAnsi="Google Sans" w:cs="Google Sans"/>
-          <w:color w:val="1F1F1F"/>
-        </w:rPr>
-        <w:t>schlechten</w:t>
-      </w:r>
-      <w:r>
-        <w:rPr>
-          <w:rFonts w:ascii="Google Sans" w:eastAsia="Google Sans" w:hAnsi="Google Sans" w:cs="Google Sans"/>
-          <w:color w:val="1F1F1F"/>
-        </w:rPr>
-        <w:t>“</w:t>
-      </w:r>
-      <w:r>
-        <w:rPr>
-          <w:rFonts w:ascii="Google Sans" w:eastAsia="Google Sans" w:hAnsi="Google Sans" w:cs="Google Sans"/>
-          <w:color w:val="1F1F1F"/>
-        </w:rPr>
-        <w:t xml:space="preserve"> Prompt so, dass er spezifische Anforderungen enthält (z.B. Eingabe der Punkte, Gewichtung, </w:t>
-      </w:r>
-      <w:r>
-        <w:rPr>
-          <w:rFonts w:ascii="Google Sans" w:eastAsia="Google Sans" w:hAnsi="Google Sans" w:cs="Google Sans"/>
-          <w:color w:val="1F1F1F"/>
-        </w:rPr>
-        <w:t>Anzahl der Stellen im Ergebnis</w:t>
-      </w:r>
-      <w:r>
-        <w:rPr>
-          <w:rFonts w:ascii="Google Sans" w:eastAsia="Google Sans" w:hAnsi="Google Sans" w:cs="Google Sans"/>
-          <w:color w:val="1F1F1F"/>
-        </w:rPr>
-        <w:t>, HTML</w:t>
-      </w:r>
-      <w:r>
-        <w:rPr>
-          <w:rFonts w:ascii="Google Sans" w:eastAsia="Google Sans" w:hAnsi="Google Sans" w:cs="Google Sans"/>
-          <w:color w:val="1F1F1F"/>
-        </w:rPr>
-        <w:t>-</w:t>
-      </w:r>
-      <w:r>
-        <w:rPr>
-          <w:rFonts w:ascii="Google Sans" w:eastAsia="Google Sans" w:hAnsi="Google Sans" w:cs="Google Sans"/>
-          <w:color w:val="1F1F1F"/>
-        </w:rPr>
-        <w:t xml:space="preserve"> oder Excel-Format</w:t>
-      </w:r>
-      <w:r>
-        <w:rPr>
-          <w:rFonts w:ascii="Google Sans" w:eastAsia="Google Sans" w:hAnsi="Google Sans" w:cs="Google Sans"/>
-          <w:color w:val="1F1F1F"/>
-        </w:rPr>
-        <w:t xml:space="preserve"> usw.</w:t>
-      </w:r>
-      <w:r>
-        <w:rPr>
-          <w:rFonts w:ascii="Google Sans" w:eastAsia="Google Sans" w:hAnsi="Google Sans" w:cs="Google Sans"/>
-          <w:color w:val="1F1F1F"/>
-        </w:rPr>
-        <w:t>):</w:t>
+        <w:t>Überarbeite den folgenden „schlechten“ Prompt so, dass er spezifische Anforderungen enthält (z.B. Eingabe der Punkte, Gewichtung, Anzahl der Stellen im Ergebnis, HTML- oder Excel-Format usw.):</w:t>
       </w:r>
     </w:p>
     <w:p>
@@ -1467,25 +1291,7 @@
           <w:iCs/>
           <w:color w:val="1F1F1F"/>
         </w:rPr>
-        <w:t>Schlechter Prompt: "Schreib mir ein Programm für eine Notenberechnung</w:t>
-      </w:r>
-      <w:r>
-        <w:rPr>
-          <w:rFonts w:ascii="Google Sans" w:eastAsia="Google Sans" w:hAnsi="Google Sans" w:cs="Google Sans"/>
-          <w:i/>
-          <w:iCs/>
-          <w:color w:val="1F1F1F"/>
-        </w:rPr>
-        <w:t>.</w:t>
-      </w:r>
-      <w:r>
-        <w:rPr>
-          <w:rFonts w:ascii="Google Sans" w:eastAsia="Google Sans" w:hAnsi="Google Sans" w:cs="Google Sans"/>
-          <w:i/>
-          <w:iCs/>
-          <w:color w:val="1F1F1F"/>
-        </w:rPr>
-        <w:t>"</w:t>
+        <w:t>Schlechter Prompt: "Schreib mir ein Programm für eine Notenberechnung."</w:t>
       </w:r>
     </w:p>
     <w:p>
@@ -1548,21 +1354,68 @@
     </w:tbl>
     <w:p>
       <w:pPr>
+        <w:pBdr>
+          <w:top w:val="nil"/>
+          <w:left w:val="nil"/>
+          <w:bottom w:val="nil"/>
+          <w:right w:val="nil"/>
+          <w:between w:val="nil"/>
+        </w:pBdr>
         <w:spacing w:after="120" w:line="275" w:lineRule="auto"/>
-      </w:pPr>
+        <w:rPr>
+          <w:rFonts w:ascii="Google Sans" w:eastAsia="Google Sans" w:hAnsi="Google Sans" w:cs="Google Sans"/>
+          <w:color w:val="1F1F1F"/>
+          <w:lang w:val="en-US"/>
+        </w:rPr>
+      </w:pPr>
+      <w:r>
+        <w:rPr>
+          <w:rFonts w:ascii="Google Sans" w:eastAsia="Google Sans" w:hAnsi="Google Sans" w:cs="Google Sans"/>
+          <w:b/>
+          <w:bCs/>
+          <w:color w:val="1F1F1F"/>
+        </w:rPr>
+        <w:t xml:space="preserve">Selbstcheck: </w:t>
+      </w:r>
+      <w:r>
+        <w:rPr>
+          <w:rFonts w:ascii="Google Sans" w:eastAsia="Google Sans" w:hAnsi="Google Sans" w:cs="Google Sans"/>
+          <w:color w:val="1F1F1F"/>
+        </w:rPr>
+        <w:t>Welche R-K-A-F-Komponenten hast du eingebaut? </w:t>
+      </w:r>
+      <w:r>
+        <w:rPr>
+          <w:rFonts w:ascii="Google Sans" w:eastAsia="Google Sans" w:hAnsi="Google Sans" w:cs="Google Sans"/>
+          <w:color w:val="1F1F1F"/>
+          <w:lang w:val="en-US"/>
+        </w:rPr>
+        <w:t>R ☐ K ☐ A ☐ F ☐</w:t>
+      </w:r>
     </w:p>
     <w:p>
       <w:pPr>
-        <w:rPr>
-          <w:rFonts w:ascii="Google Sans" w:eastAsia="Google Sans" w:hAnsi="Google Sans" w:cs="Google Sans"/>
-          <w:color w:val="1F1F1F"/>
-        </w:rPr>
-      </w:pPr>
-      <w:r>
-        <w:rPr>
-          <w:rFonts w:ascii="Google Sans" w:eastAsia="Google Sans" w:hAnsi="Google Sans" w:cs="Google Sans"/>
-          <w:color w:val="1F1F1F"/>
-        </w:rPr>
+        <w:spacing w:after="120" w:line="275" w:lineRule="auto"/>
+        <w:rPr>
+          <w:lang w:val="en-US"/>
+        </w:rPr>
+      </w:pPr>
+    </w:p>
+    <w:p>
+      <w:pPr>
+        <w:rPr>
+          <w:rFonts w:ascii="Google Sans" w:eastAsia="Google Sans" w:hAnsi="Google Sans" w:cs="Google Sans"/>
+          <w:color w:val="1F1F1F"/>
+          <w:lang w:val="en-US"/>
+        </w:rPr>
+      </w:pPr>
+      <w:r>
+        <w:rPr>
+          <w:rFonts w:ascii="Google Sans" w:eastAsia="Google Sans" w:hAnsi="Google Sans" w:cs="Google Sans"/>
+          <w:color w:val="1F1F1F"/>
+          <w:lang w:val="en-US"/>
+        </w:rPr>
+        <w:lastRenderedPageBreak/>
         <w:br w:type="page"/>
       </w:r>
     </w:p>
@@ -1616,14 +1469,7 @@
           <w:rFonts w:ascii="Google Sans" w:eastAsia="Google Sans" w:hAnsi="Google Sans" w:cs="Google Sans"/>
           <w:color w:val="1F1F1F"/>
         </w:rPr>
-        <w:t>Stell dir vor, du sollst eine komplizierte Matheaufgabe im Kopf lösen. Wenn du sofort das Endergebnis nennen musst, ist die Chance groß, dass du dich vertippst oder einen kleinen Logikfehler machst. Schreibst du aber jeden Zwischenschritt auf, bemerkst du Fehler oft selbst und kommst sicher ans Ziel.</w:t>
-      </w:r>
-      <w:r>
-        <w:rPr>
-          <w:rFonts w:ascii="Google Sans" w:eastAsia="Google Sans" w:hAnsi="Google Sans" w:cs="Google Sans"/>
-          <w:color w:val="1F1F1F"/>
-        </w:rPr>
-        <w:t xml:space="preserve"> </w:t>
+        <w:t xml:space="preserve">Stell dir vor, du sollst eine komplizierte Matheaufgabe im Kopf lösen. Wenn du sofort das Endergebnis nennen musst, ist die Chance groß, dass du dich vertippst oder einen kleinen Logikfehler machst. Schreibst du aber jeden Zwischenschritt auf, bemerkst du Fehler oft selbst und kommst sicher ans Ziel. </w:t>
       </w:r>
       <w:r>
         <w:rPr>
@@ -1632,8 +1478,39 @@
           <w:bCs/>
           <w:color w:val="1F1F1F"/>
         </w:rPr>
-        <w:t>Genau das passiert bei Chain-of-Thought</w:t>
-      </w:r>
+        <w:t>Genau das passiert bei Chain-</w:t>
+      </w:r>
+      <w:proofErr w:type="spellStart"/>
+      <w:r>
+        <w:rPr>
+          <w:rFonts w:ascii="Google Sans" w:eastAsia="Google Sans" w:hAnsi="Google Sans" w:cs="Google Sans"/>
+          <w:b/>
+          <w:bCs/>
+          <w:color w:val="1F1F1F"/>
+        </w:rPr>
+        <w:t>of</w:t>
+      </w:r>
+      <w:proofErr w:type="spellEnd"/>
+      <w:r>
+        <w:rPr>
+          <w:rFonts w:ascii="Google Sans" w:eastAsia="Google Sans" w:hAnsi="Google Sans" w:cs="Google Sans"/>
+          <w:b/>
+          <w:bCs/>
+          <w:color w:val="1F1F1F"/>
+        </w:rPr>
+        <w:t>-</w:t>
+      </w:r>
+      <w:proofErr w:type="spellStart"/>
+      <w:r>
+        <w:rPr>
+          <w:rFonts w:ascii="Google Sans" w:eastAsia="Google Sans" w:hAnsi="Google Sans" w:cs="Google Sans"/>
+          <w:b/>
+          <w:bCs/>
+          <w:color w:val="1F1F1F"/>
+        </w:rPr>
+        <w:t>Thought</w:t>
+      </w:r>
+      <w:proofErr w:type="spellEnd"/>
       <w:r>
         <w:rPr>
           <w:rFonts w:ascii="Google Sans" w:eastAsia="Google Sans" w:hAnsi="Google Sans" w:cs="Google Sans"/>
@@ -1692,14 +1569,6 @@
           <w:color w:val="1F1F1F"/>
         </w:rPr>
         <w:br/>
-      </w:r>
-      <w:r>
-        <w:rPr>
-          <w:rFonts w:ascii="Google Sans" w:eastAsia="Google Sans" w:hAnsi="Google Sans" w:cs="Google Sans"/>
-          <w:b/>
-          <w:bCs/>
-          <w:color w:val="1F1F1F"/>
-        </w:rPr>
         <w:t>Der "schlechte" (direkte) Prompt:</w:t>
       </w:r>
     </w:p>
@@ -1813,16 +1682,7 @@
           <w:bCs/>
           <w:color w:val="1F1F1F"/>
         </w:rPr>
-        <w:t>Gehe dabei Schritt für Schritt vor</w:t>
-      </w:r>
-      <w:r>
-        <w:rPr>
-          <w:rFonts w:ascii="Google Sans" w:eastAsia="Google Sans" w:hAnsi="Google Sans" w:cs="Google Sans"/>
-          <w:b/>
-          <w:bCs/>
-          <w:color w:val="1F1F1F"/>
-        </w:rPr>
-        <w:t>.</w:t>
+        <w:t>Gehe dabei Schritt für Schritt vor.</w:t>
       </w:r>
       <w:r>
         <w:rPr>
@@ -1858,20 +1718,40 @@
           <w:between w:val="nil"/>
         </w:pBdr>
         <w:spacing w:after="120" w:line="275" w:lineRule="auto"/>
-      </w:pPr>
-      <w:r>
-        <w:rPr>
-          <w:rFonts w:ascii="Google Sans" w:eastAsia="Google Sans" w:hAnsi="Google Sans" w:cs="Google Sans"/>
-          <w:color w:val="1F1F1F"/>
-        </w:rPr>
-        <w:t>Notiere kurz den Hauptunterschied in der Qualität der Antworten.</w:t>
-      </w:r>
-      <w:r>
-        <w:rPr>
-          <w:rFonts w:ascii="Google Sans" w:eastAsia="Google Sans" w:hAnsi="Google Sans" w:cs="Google Sans"/>
-          <w:color w:val="1F1F1F"/>
-        </w:rPr>
-        <w:t xml:space="preserve"> Kommt das Sprachmodell zu unterschiedlichen Ergebnissen?</w:t>
+        <w:rPr>
+          <w:rFonts w:ascii="Google Sans" w:eastAsia="Google Sans" w:hAnsi="Google Sans" w:cs="Google Sans"/>
+          <w:i/>
+          <w:iCs/>
+          <w:color w:val="1F1F1F"/>
+        </w:rPr>
+      </w:pPr>
+      <w:r>
+        <w:rPr>
+          <w:rFonts w:ascii="Google Sans" w:eastAsia="Google Sans" w:hAnsi="Google Sans" w:cs="Google Sans"/>
+          <w:i/>
+          <w:iCs/>
+          <w:color w:val="1F1F1F"/>
+        </w:rPr>
+        <w:t>Tipp: Achte darauf, wie klein der Unterschied zwischen den beiden Prompts ist – nur ein einziger Zusatz macht den Unterschied!</w:t>
+      </w:r>
+    </w:p>
+    <w:p>
+      <w:pPr>
+        <w:pBdr>
+          <w:top w:val="nil"/>
+          <w:left w:val="nil"/>
+          <w:bottom w:val="nil"/>
+          <w:right w:val="nil"/>
+          <w:between w:val="nil"/>
+        </w:pBdr>
+        <w:spacing w:after="120" w:line="275" w:lineRule="auto"/>
+      </w:pPr>
+      <w:r>
+        <w:rPr>
+          <w:rFonts w:ascii="Google Sans" w:eastAsia="Google Sans" w:hAnsi="Google Sans" w:cs="Google Sans"/>
+          <w:color w:val="1F1F1F"/>
+        </w:rPr>
+        <w:t>Notiere kurz den Hauptunterschied in der Qualität der Antworten. Kommt das Sprachmodell zu unterschiedlichen Ergebnissen?</w:t>
       </w:r>
     </w:p>
     <w:tbl>
@@ -2048,12 +1928,6 @@
           <w:color w:val="1F1F1F"/>
         </w:rPr>
         <w:br/>
-      </w:r>
-      <w:r>
-        <w:rPr>
-          <w:rFonts w:ascii="Google Sans" w:eastAsia="Google Sans" w:hAnsi="Google Sans" w:cs="Google Sans"/>
-          <w:color w:val="1F1F1F"/>
-        </w:rPr>
         <w:t>„Ein Bauer hat 17 Schafe. Alle außer 9 sterben. Wie viele Schafe bleiben übrig?“</w:t>
       </w:r>
     </w:p>
@@ -2077,21 +1951,7 @@
           <w:rFonts w:ascii="Google Sans" w:eastAsia="Google Sans" w:hAnsi="Google Sans" w:cs="Google Sans"/>
           <w:color w:val="1F1F1F"/>
         </w:rPr>
-        <w:t>1.</w:t>
-      </w:r>
-      <w:r>
-        <w:rPr>
-          <w:rFonts w:ascii="Google Sans" w:eastAsia="Google Sans" w:hAnsi="Google Sans" w:cs="Google Sans"/>
-          <w:color w:val="1F1F1F"/>
-        </w:rPr>
-        <w:t xml:space="preserve"> </w:t>
-      </w:r>
-      <w:r>
-        <w:rPr>
-          <w:rFonts w:ascii="Google Sans" w:eastAsia="Google Sans" w:hAnsi="Google Sans" w:cs="Google Sans"/>
-          <w:color w:val="1F1F1F"/>
-        </w:rPr>
-        <w:t>Frage das Modell zuerst direkt nach der Antwort.</w:t>
+        <w:t>1. Frage das Modell zuerst direkt nach der Antwort.</w:t>
       </w:r>
     </w:p>
     <w:p>
@@ -2114,49 +1974,7 @@
           <w:rFonts w:ascii="Google Sans" w:eastAsia="Google Sans" w:hAnsi="Google Sans" w:cs="Google Sans"/>
           <w:color w:val="1F1F1F"/>
         </w:rPr>
-        <w:t>2.</w:t>
-      </w:r>
-      <w:r>
-        <w:rPr>
-          <w:rFonts w:ascii="Google Sans" w:eastAsia="Google Sans" w:hAnsi="Google Sans" w:cs="Google Sans"/>
-          <w:color w:val="1F1F1F"/>
-        </w:rPr>
-        <w:t xml:space="preserve"> Verwende</w:t>
-      </w:r>
-      <w:r>
-        <w:rPr>
-          <w:rFonts w:ascii="Google Sans" w:eastAsia="Google Sans" w:hAnsi="Google Sans" w:cs="Google Sans"/>
-          <w:color w:val="1F1F1F"/>
-        </w:rPr>
-        <w:t xml:space="preserve"> nun </w:t>
-      </w:r>
-      <w:r>
-        <w:rPr>
-          <w:rFonts w:ascii="Google Sans" w:eastAsia="Google Sans" w:hAnsi="Google Sans" w:cs="Google Sans"/>
-          <w:color w:val="1F1F1F"/>
-        </w:rPr>
-        <w:t>den</w:t>
-      </w:r>
-      <w:r>
-        <w:rPr>
-          <w:rFonts w:ascii="Google Sans" w:eastAsia="Google Sans" w:hAnsi="Google Sans" w:cs="Google Sans"/>
-          <w:color w:val="1F1F1F"/>
-        </w:rPr>
-        <w:t xml:space="preserve"> Prompt mit der </w:t>
-      </w:r>
-      <w:r>
-        <w:rPr>
-          <w:rFonts w:ascii="Google Sans" w:eastAsia="Google Sans" w:hAnsi="Google Sans" w:cs="Google Sans"/>
-          <w:color w:val="1F1F1F"/>
-        </w:rPr>
-        <w:t xml:space="preserve">zusätzlichen </w:t>
-      </w:r>
-      <w:r>
-        <w:rPr>
-          <w:rFonts w:ascii="Google Sans" w:eastAsia="Google Sans" w:hAnsi="Google Sans" w:cs="Google Sans"/>
-          <w:color w:val="1F1F1F"/>
-        </w:rPr>
-        <w:t>Anweisung: „Analysiere das Problem Schritt für Schritt und achte genau auf die Formulierung 'Alle außer 9'.“</w:t>
+        <w:t>2. Verwende nun den Prompt mit der zusätzlichen Anweisung: „Analysiere das Problem Schritt für Schritt und achte genau auf die Formulierung 'Alle außer 9'.“</w:t>
       </w:r>
     </w:p>
     <w:p>
@@ -2175,14 +1993,7 @@
           <w:rFonts w:ascii="Google Sans" w:eastAsia="Google Sans" w:hAnsi="Google Sans" w:cs="Google Sans"/>
           <w:color w:val="1F1F1F"/>
         </w:rPr>
-        <w:t>3.</w:t>
-      </w:r>
-      <w:r>
-        <w:rPr>
-          <w:rFonts w:ascii="Google Sans" w:eastAsia="Google Sans" w:hAnsi="Google Sans" w:cs="Google Sans"/>
-          <w:color w:val="1F1F1F"/>
-        </w:rPr>
-        <w:t xml:space="preserve"> Notiere kurz den Hauptunterschied in der Qualität der Antworten. Kommt das Sprachmodell zu unterschiedlichen Ergebnissen?</w:t>
+        <w:t>3. Notiere kurz den Hauptunterschied in der Qualität der Antworten. Kommt das Sprachmodell zu unterschiedlichen Ergebnissen?</w:t>
       </w:r>
     </w:p>
     <w:tbl>
@@ -2283,10 +2094,155 @@
           <w:right w:val="nil"/>
           <w:between w:val="nil"/>
         </w:pBdr>
+        <w:spacing w:before="240" w:after="240" w:line="275" w:lineRule="auto"/>
+        <w:rPr>
+          <w:rFonts w:ascii="Google Sans" w:eastAsia="Google Sans" w:hAnsi="Google Sans" w:cs="Google Sans"/>
+          <w:b/>
+          <w:bCs/>
+          <w:color w:val="1F1F1F"/>
+        </w:rPr>
+      </w:pPr>
+      <w:r>
+        <w:rPr>
+          <w:rFonts w:ascii="Google Sans" w:eastAsia="Google Sans" w:hAnsi="Google Sans" w:cs="Google Sans"/>
+          <w:b/>
+          <w:bCs/>
+          <w:color w:val="1F1F1F"/>
+        </w:rPr>
+        <w:t>Aufgabe 4 – Transferaufgabe</w:t>
+      </w:r>
+    </w:p>
+    <w:p>
+      <w:pPr>
+        <w:pBdr>
+          <w:top w:val="nil"/>
+          <w:left w:val="nil"/>
+          <w:bottom w:val="nil"/>
+          <w:right w:val="nil"/>
+          <w:between w:val="nil"/>
+        </w:pBdr>
+        <w:spacing w:after="240" w:line="275" w:lineRule="auto"/>
+        <w:rPr>
+          <w:rFonts w:ascii="Google Sans" w:eastAsia="Google Sans" w:hAnsi="Google Sans" w:cs="Google Sans"/>
+          <w:color w:val="1F1F1F"/>
+        </w:rPr>
+      </w:pPr>
+      <w:r>
+        <w:rPr>
+          <w:rFonts w:ascii="Google Sans" w:eastAsia="Google Sans" w:hAnsi="Google Sans" w:cs="Google Sans"/>
+          <w:color w:val="1F1F1F"/>
+        </w:rPr>
+        <w:t>Wähle ein Thema aus einem anderen Unterrichtsfach und verfasse dazu einen vollständigen Prompt nach dem R-K-A-F-Modell. Teste ihn im Sprachmodell und halte das Ergebnis unten fest.</w:t>
+      </w:r>
+    </w:p>
+    <w:p>
+      <w:pPr>
+        <w:pBdr>
+          <w:top w:val="nil"/>
+          <w:left w:val="nil"/>
+          <w:bottom w:val="nil"/>
+          <w:right w:val="nil"/>
+          <w:between w:val="nil"/>
+        </w:pBdr>
         <w:spacing w:after="120" w:line="275" w:lineRule="auto"/>
         <w:rPr>
           <w:rFonts w:ascii="Google Sans" w:eastAsia="Google Sans" w:hAnsi="Google Sans" w:cs="Google Sans"/>
           <w:color w:val="1F1F1F"/>
+          <w:lang w:val="pt-PT"/>
+        </w:rPr>
+      </w:pPr>
+      <w:r>
+        <w:rPr>
+          <w:rFonts w:ascii="Google Sans" w:eastAsia="Google Sans" w:hAnsi="Google Sans" w:cs="Google Sans"/>
+          <w:b/>
+          <w:bCs/>
+          <w:color w:val="1F1F1F"/>
+          <w:lang w:val="pt-PT"/>
+        </w:rPr>
+        <w:t xml:space="preserve">Mein R-K-A-F-Prompt: </w:t>
+      </w:r>
+    </w:p>
+    <w:tbl>
+      <w:tblPr>
+        <w:tblStyle w:val="Tabellenraster"/>
+        <w:tblW w:w="0" w:type="auto"/>
+        <w:tblLook w:val="04A0" w:firstRow="1" w:lastRow="0" w:firstColumn="1" w:lastColumn="0" w:noHBand="0" w:noVBand="1"/>
+      </w:tblPr>
+      <w:tblGrid>
+        <w:gridCol w:w="9350"/>
+      </w:tblGrid>
+      <w:tr>
+        <w:tc>
+          <w:tcPr>
+            <w:tcW w:w="9350" w:type="dxa"/>
+          </w:tcPr>
+          <w:p>
+            <w:pPr>
+              <w:spacing w:after="120" w:line="275" w:lineRule="auto"/>
+              <w:rPr>
+                <w:rFonts w:ascii="Google Sans" w:eastAsia="Google Sans" w:hAnsi="Google Sans" w:cs="Google Sans"/>
+                <w:color w:val="1F1F1F"/>
+                <w:lang w:val="pt-PT"/>
+              </w:rPr>
+            </w:pPr>
+          </w:p>
+          <w:p>
+            <w:pPr>
+              <w:spacing w:after="120" w:line="275" w:lineRule="auto"/>
+              <w:rPr>
+                <w:rFonts w:ascii="Google Sans" w:eastAsia="Google Sans" w:hAnsi="Google Sans" w:cs="Google Sans"/>
+                <w:color w:val="1F1F1F"/>
+                <w:lang w:val="pt-PT"/>
+              </w:rPr>
+            </w:pPr>
+          </w:p>
+          <w:p>
+            <w:pPr>
+              <w:spacing w:after="120" w:line="275" w:lineRule="auto"/>
+              <w:rPr>
+                <w:rFonts w:ascii="Google Sans" w:eastAsia="Google Sans" w:hAnsi="Google Sans" w:cs="Google Sans"/>
+                <w:color w:val="1F1F1F"/>
+                <w:lang w:val="pt-PT"/>
+              </w:rPr>
+            </w:pPr>
+          </w:p>
+          <w:p>
+            <w:pPr>
+              <w:spacing w:after="120" w:line="275" w:lineRule="auto"/>
+              <w:rPr>
+                <w:rFonts w:ascii="Google Sans" w:eastAsia="Google Sans" w:hAnsi="Google Sans" w:cs="Google Sans"/>
+                <w:color w:val="1F1F1F"/>
+                <w:lang w:val="pt-PT"/>
+              </w:rPr>
+            </w:pPr>
+          </w:p>
+          <w:p>
+            <w:pPr>
+              <w:spacing w:after="120" w:line="275" w:lineRule="auto"/>
+              <w:rPr>
+                <w:rFonts w:ascii="Google Sans" w:eastAsia="Google Sans" w:hAnsi="Google Sans" w:cs="Google Sans"/>
+                <w:color w:val="1F1F1F"/>
+                <w:lang w:val="pt-PT"/>
+              </w:rPr>
+            </w:pPr>
+          </w:p>
+        </w:tc>
+      </w:tr>
+    </w:tbl>
+    <w:p>
+      <w:pPr>
+        <w:pBdr>
+          <w:top w:val="nil"/>
+          <w:left w:val="nil"/>
+          <w:bottom w:val="nil"/>
+          <w:right w:val="nil"/>
+          <w:between w:val="nil"/>
+        </w:pBdr>
+        <w:spacing w:after="120" w:line="275" w:lineRule="auto"/>
+        <w:rPr>
+          <w:rFonts w:ascii="Google Sans" w:eastAsia="Google Sans" w:hAnsi="Google Sans" w:cs="Google Sans"/>
+          <w:color w:val="1F1F1F"/>
+          <w:lang w:val="pt-PT"/>
         </w:rPr>
       </w:pPr>
     </w:p>
